--- a/templates/modif-traite-apport-universel.docx
+++ b/templates/modif-traite-apport-universel.docx
@@ -1883,7 +1883,7 @@
           <w:sz w:val="23"/>
           <w:szCs w:val="23"/>
         </w:rPr>
-        <w:t xml:space="preserve">À l'issue de la réalisation des opérations prévues au présent traité, le capital social de la Société Bénéficiaire s'élèvera à {capital_apres} euros et sera réparti comme suit : {repartition_post_operations}.</w:t>
+        <w:t xml:space="preserve">À l'issue de la réalisation des opérations prévues au présent traité, le capital social de la Société Bénéficiaire s'élèvera à {capital_apres} euros et sa répartition entre les associés sera arrêtée {repartition_post_operations}.</w:t>
       </w:r>
     </w:p>
     <w:p>

--- a/templates/modif-traite-apport-universel.docx
+++ b/templates/modif-traite-apport-universel.docx
@@ -664,7 +664,7 @@
           <w:sz w:val="23"/>
           <w:szCs w:val="23"/>
         </w:rPr>
-        <w:t xml:space="preserve">Les Parties sont convenues de valoriser les Titres Apportés, selon la méthode suivante : {methode_valorisation}, à la somme globale de {valeur_titres_lettres} euros ({valeur_titres} €).</w:t>
+        <w:t xml:space="preserve">Les Parties sont convenues de valoriser les Titres Apportés{mention_methode} à la somme globale de {valeur_titres_lettres} euros ({valeur_titres} €).</w:t>
       </w:r>
     </w:p>
     <w:p>
@@ -1505,7 +1505,7 @@
           <w:sz w:val="23"/>
           <w:szCs w:val="23"/>
         </w:rPr>
-        <w:t xml:space="preserve">Cette valorisation a été déterminée selon la méthode suivante : {methode_valorisation}, en tenant compte notamment des éléments suivants :</w:t>
+        <w:t xml:space="preserve">{phrase_valorisation}</w:t>
       </w:r>
     </w:p>
     <w:p>
